--- a/Session_5_dhruvi.docx
+++ b/Session_5_dhruvi.docx
@@ -12,6 +12,16 @@
           <w:lang w:val="en-US"/>
         </w:rPr>
       </w:pPr>
+      <w:r>
+        <w:rPr>
+          <w:b/>
+          <w:bCs/>
+          <w:sz w:val="24"/>
+          <w:szCs w:val="24"/>
+          <w:lang w:val="en-US"/>
+        </w:rPr>
+        <w:t xml:space="preserve">  </w:t>
+      </w:r>
       <w:proofErr w:type="gramStart"/>
       <w:r>
         <w:rPr>
@@ -1370,8 +1380,6 @@
           <w:numId w:val="3"/>
         </w:numPr>
       </w:pPr>
-      <w:bookmarkStart w:id="0" w:name="_GoBack"/>
-      <w:bookmarkEnd w:id="0"/>
       <w:r>
         <w:t>Log in to GitHub.</w:t>
       </w:r>
@@ -1711,7 +1719,19 @@
           <w:color w:val="878A99"/>
           <w:shd w:val="clear" w:color="auto" w:fill="FFFFFF"/>
         </w:rPr>
-        <w:t>4.What is the difference between a Fork and a Pull Request? Answer in 2 lines.</w:t>
+        <w:t>4.What is the differenc</w:t>
+      </w:r>
+      <w:bookmarkStart w:id="0" w:name="_GoBack"/>
+      <w:bookmarkEnd w:id="0"/>
+      <w:r>
+        <w:rPr>
+          <w:rFonts w:ascii="Segoe UI" w:hAnsi="Segoe UI" w:cs="Segoe UI"/>
+          <w:b/>
+          <w:bCs/>
+          <w:color w:val="878A99"/>
+          <w:shd w:val="clear" w:color="auto" w:fill="FFFFFF"/>
+        </w:rPr>
+        <w:t>e between a Fork and a Pull Request? Answer in 2 lines.</w:t>
       </w:r>
     </w:p>
     <w:p>
